--- a/entorno_desarrollo/Creación de ejecutables-AdriánTirado.docx
+++ b/entorno_desarrollo/Creación de ejecutables-AdriánTirado.docx
@@ -1030,6 +1030,7 @@
                                     <w:dataBinding w:prefixMappings="xmlns:ns0='http://purl.org/dc/elements/1.1/' xmlns:ns1='http://schemas.openxmlformats.org/package/2006/metadata/core-properties' " w:xpath="/ns1:coreProperties[1]/ns0:title[1]" w:storeItemID="{6C3C8BC8-F283-45AE-878A-BAB7291924A1}"/>
                                     <w:text/>
                                   </w:sdtPr>
+                                  <w:sdtEndPr/>
                                   <w:sdtContent>
                                     <w:p>
                                       <w:pPr>
@@ -1159,6 +1160,7 @@
                               <w:dataBinding w:prefixMappings="xmlns:ns0='http://purl.org/dc/elements/1.1/' xmlns:ns1='http://schemas.openxmlformats.org/package/2006/metadata/core-properties' " w:xpath="/ns1:coreProperties[1]/ns0:title[1]" w:storeItemID="{6C3C8BC8-F283-45AE-878A-BAB7291924A1}"/>
                               <w:text/>
                             </w:sdtPr>
+                            <w:sdtEndPr/>
                             <w:sdtContent>
                               <w:p>
                                 <w:pPr>
@@ -1260,6 +1262,8 @@
         <w:t>ÍNDICE</w:t>
       </w:r>
     </w:p>
+    <w:bookmarkStart w:id="0" w:name="_GoBack"/>
+    <w:bookmarkEnd w:id="0"/>
     <w:p>
       <w:pPr>
         <w:pStyle w:val="TDC1"/>
@@ -1295,14 +1299,14 @@
         </w:rPr>
         <w:fldChar w:fldCharType="separate"/>
       </w:r>
-      <w:hyperlink w:anchor="_Toc155642076" w:history="1">
+      <w:hyperlink w:anchor="_Toc155715478" w:history="1">
         <w:r>
           <w:rPr>
             <w:rStyle w:val="Hipervnculo"/>
             <w:noProof/>
             <w:lang w:eastAsia="es-ES"/>
           </w:rPr>
-          <w:t>Crear Ejecutable con Eclipse</w:t>
+          <w:t>Crear un ejecutable con 2 IDE</w:t>
         </w:r>
         <w:r>
           <w:rPr>
@@ -1323,7 +1327,7 @@
             <w:noProof/>
             <w:webHidden/>
           </w:rPr>
-          <w:instrText xml:space="preserve"> PAGEREF _Toc155642076 \h </w:instrText>
+          <w:instrText xml:space="preserve"> PAGEREF _Toc155715478 \h </w:instrText>
         </w:r>
         <w:r>
           <w:rPr>
@@ -1369,14 +1373,14 @@
           <w:lang w:eastAsia="es-ES"/>
         </w:rPr>
       </w:pPr>
-      <w:hyperlink w:anchor="_Toc155642077" w:history="1">
+      <w:hyperlink w:anchor="_Toc155715479" w:history="1">
         <w:r>
           <w:rPr>
             <w:rStyle w:val="Hipervnculo"/>
             <w:noProof/>
             <w:lang w:eastAsia="es-ES"/>
           </w:rPr>
-          <w:t>Java</w:t>
+          <w:t>Eclipse</w:t>
         </w:r>
         <w:r>
           <w:rPr>
@@ -1397,7 +1401,7 @@
             <w:noProof/>
             <w:webHidden/>
           </w:rPr>
-          <w:instrText xml:space="preserve"> PAGEREF _Toc155642077 \h </w:instrText>
+          <w:instrText xml:space="preserve"> PAGEREF _Toc155715479 \h </w:instrText>
         </w:r>
         <w:r>
           <w:rPr>
@@ -1443,7 +1447,7 @@
           <w:lang w:eastAsia="es-ES"/>
         </w:rPr>
       </w:pPr>
-      <w:hyperlink w:anchor="_Toc155642078" w:history="1">
+      <w:hyperlink w:anchor="_Toc155715480" w:history="1">
         <w:r>
           <w:rPr>
             <w:rStyle w:val="Hipervnculo"/>
@@ -1470,7 +1474,7 @@
             <w:noProof/>
             <w:webHidden/>
           </w:rPr>
-          <w:instrText xml:space="preserve"> PAGEREF _Toc155642078 \h </w:instrText>
+          <w:instrText xml:space="preserve"> PAGEREF _Toc155715480 \h </w:instrText>
         </w:r>
         <w:r>
           <w:rPr>
@@ -1503,14 +1507,310 @@
     </w:p>
     <w:p>
       <w:pPr>
-        <w:rPr>
+        <w:pStyle w:val="TDC1"/>
+        <w:tabs>
+          <w:tab w:val="right" w:leader="dot" w:pos="8494"/>
+        </w:tabs>
+        <w:rPr>
+          <w:rFonts w:eastAsiaTheme="minorEastAsia" w:cstheme="minorBidi"/>
+          <w:b w:val="0"/>
+          <w:bCs w:val="0"/>
+          <w:caps w:val="0"/>
+          <w:noProof/>
+          <w:sz w:val="22"/>
+          <w:szCs w:val="22"/>
           <w:lang w:eastAsia="es-ES"/>
         </w:rPr>
       </w:pPr>
-      <w:r>
-        <w:rPr>
+      <w:hyperlink w:anchor="_Toc155715481" w:history="1">
+        <w:r>
+          <w:rPr>
+            <w:rStyle w:val="Hipervnculo"/>
+            <w:noProof/>
+          </w:rPr>
+          <w:t>Abrir en un mismo IDE 2 tipos de código</w:t>
+        </w:r>
+        <w:r>
+          <w:rPr>
+            <w:noProof/>
+            <w:webHidden/>
+          </w:rPr>
+          <w:tab/>
+        </w:r>
+        <w:r>
+          <w:rPr>
+            <w:noProof/>
+            <w:webHidden/>
+          </w:rPr>
+          <w:fldChar w:fldCharType="begin"/>
+        </w:r>
+        <w:r>
+          <w:rPr>
+            <w:noProof/>
+            <w:webHidden/>
+          </w:rPr>
+          <w:instrText xml:space="preserve"> PAGEREF _Toc155715481 \h </w:instrText>
+        </w:r>
+        <w:r>
+          <w:rPr>
+            <w:noProof/>
+            <w:webHidden/>
+          </w:rPr>
+        </w:r>
+        <w:r>
+          <w:rPr>
+            <w:noProof/>
+            <w:webHidden/>
+          </w:rPr>
+          <w:fldChar w:fldCharType="separate"/>
+        </w:r>
+        <w:r>
+          <w:rPr>
+            <w:noProof/>
+            <w:webHidden/>
+          </w:rPr>
+          <w:t>9</w:t>
+        </w:r>
+        <w:r>
+          <w:rPr>
+            <w:noProof/>
+            <w:webHidden/>
+          </w:rPr>
+          <w:fldChar w:fldCharType="end"/>
+        </w:r>
+      </w:hyperlink>
+    </w:p>
+    <w:p>
+      <w:pPr>
+        <w:pStyle w:val="TDC2"/>
+        <w:tabs>
+          <w:tab w:val="right" w:leader="dot" w:pos="8494"/>
+        </w:tabs>
+        <w:rPr>
+          <w:rFonts w:eastAsiaTheme="minorEastAsia" w:cstheme="minorBidi"/>
+          <w:smallCaps w:val="0"/>
+          <w:noProof/>
+          <w:sz w:val="22"/>
+          <w:szCs w:val="22"/>
           <w:lang w:eastAsia="es-ES"/>
         </w:rPr>
+      </w:pPr>
+      <w:hyperlink w:anchor="_Toc155715482" w:history="1">
+        <w:r>
+          <w:rPr>
+            <w:rStyle w:val="Hipervnculo"/>
+            <w:noProof/>
+          </w:rPr>
+          <w:t>Visual Studio</w:t>
+        </w:r>
+        <w:r>
+          <w:rPr>
+            <w:noProof/>
+            <w:webHidden/>
+          </w:rPr>
+          <w:tab/>
+        </w:r>
+        <w:r>
+          <w:rPr>
+            <w:noProof/>
+            <w:webHidden/>
+          </w:rPr>
+          <w:fldChar w:fldCharType="begin"/>
+        </w:r>
+        <w:r>
+          <w:rPr>
+            <w:noProof/>
+            <w:webHidden/>
+          </w:rPr>
+          <w:instrText xml:space="preserve"> PAGEREF _Toc155715482 \h </w:instrText>
+        </w:r>
+        <w:r>
+          <w:rPr>
+            <w:noProof/>
+            <w:webHidden/>
+          </w:rPr>
+        </w:r>
+        <w:r>
+          <w:rPr>
+            <w:noProof/>
+            <w:webHidden/>
+          </w:rPr>
+          <w:fldChar w:fldCharType="separate"/>
+        </w:r>
+        <w:r>
+          <w:rPr>
+            <w:noProof/>
+            <w:webHidden/>
+          </w:rPr>
+          <w:t>9</w:t>
+        </w:r>
+        <w:r>
+          <w:rPr>
+            <w:noProof/>
+            <w:webHidden/>
+          </w:rPr>
+          <w:fldChar w:fldCharType="end"/>
+        </w:r>
+      </w:hyperlink>
+    </w:p>
+    <w:p>
+      <w:pPr>
+        <w:pStyle w:val="TDC3"/>
+        <w:tabs>
+          <w:tab w:val="right" w:leader="dot" w:pos="8494"/>
+        </w:tabs>
+        <w:rPr>
+          <w:rFonts w:eastAsiaTheme="minorEastAsia" w:cstheme="minorBidi"/>
+          <w:i w:val="0"/>
+          <w:iCs w:val="0"/>
+          <w:noProof/>
+          <w:sz w:val="22"/>
+          <w:szCs w:val="22"/>
+          <w:lang w:eastAsia="es-ES"/>
+        </w:rPr>
+      </w:pPr>
+      <w:hyperlink w:anchor="_Toc155715483" w:history="1">
+        <w:r>
+          <w:rPr>
+            <w:rStyle w:val="Hipervnculo"/>
+            <w:noProof/>
+          </w:rPr>
+          <w:t>Python</w:t>
+        </w:r>
+        <w:r>
+          <w:rPr>
+            <w:noProof/>
+            <w:webHidden/>
+          </w:rPr>
+          <w:tab/>
+        </w:r>
+        <w:r>
+          <w:rPr>
+            <w:noProof/>
+            <w:webHidden/>
+          </w:rPr>
+          <w:fldChar w:fldCharType="begin"/>
+        </w:r>
+        <w:r>
+          <w:rPr>
+            <w:noProof/>
+            <w:webHidden/>
+          </w:rPr>
+          <w:instrText xml:space="preserve"> PAGEREF _Toc155715483 \h </w:instrText>
+        </w:r>
+        <w:r>
+          <w:rPr>
+            <w:noProof/>
+            <w:webHidden/>
+          </w:rPr>
+        </w:r>
+        <w:r>
+          <w:rPr>
+            <w:noProof/>
+            <w:webHidden/>
+          </w:rPr>
+          <w:fldChar w:fldCharType="separate"/>
+        </w:r>
+        <w:r>
+          <w:rPr>
+            <w:noProof/>
+            <w:webHidden/>
+          </w:rPr>
+          <w:t>10</w:t>
+        </w:r>
+        <w:r>
+          <w:rPr>
+            <w:noProof/>
+            <w:webHidden/>
+          </w:rPr>
+          <w:fldChar w:fldCharType="end"/>
+        </w:r>
+      </w:hyperlink>
+    </w:p>
+    <w:p>
+      <w:pPr>
+        <w:pStyle w:val="TDC3"/>
+        <w:tabs>
+          <w:tab w:val="right" w:leader="dot" w:pos="8494"/>
+        </w:tabs>
+        <w:rPr>
+          <w:rFonts w:eastAsiaTheme="minorEastAsia" w:cstheme="minorBidi"/>
+          <w:i w:val="0"/>
+          <w:iCs w:val="0"/>
+          <w:noProof/>
+          <w:sz w:val="22"/>
+          <w:szCs w:val="22"/>
+          <w:lang w:eastAsia="es-ES"/>
+        </w:rPr>
+      </w:pPr>
+      <w:hyperlink w:anchor="_Toc155715484" w:history="1">
+        <w:r>
+          <w:rPr>
+            <w:rStyle w:val="Hipervnculo"/>
+            <w:noProof/>
+          </w:rPr>
+          <w:t>PHP</w:t>
+        </w:r>
+        <w:r>
+          <w:rPr>
+            <w:noProof/>
+            <w:webHidden/>
+          </w:rPr>
+          <w:tab/>
+        </w:r>
+        <w:r>
+          <w:rPr>
+            <w:noProof/>
+            <w:webHidden/>
+          </w:rPr>
+          <w:fldChar w:fldCharType="begin"/>
+        </w:r>
+        <w:r>
+          <w:rPr>
+            <w:noProof/>
+            <w:webHidden/>
+          </w:rPr>
+          <w:instrText xml:space="preserve"> PAGEREF _Toc155715484 \h </w:instrText>
+        </w:r>
+        <w:r>
+          <w:rPr>
+            <w:noProof/>
+            <w:webHidden/>
+          </w:rPr>
+        </w:r>
+        <w:r>
+          <w:rPr>
+            <w:noProof/>
+            <w:webHidden/>
+          </w:rPr>
+          <w:fldChar w:fldCharType="separate"/>
+        </w:r>
+        <w:r>
+          <w:rPr>
+            <w:noProof/>
+            <w:webHidden/>
+          </w:rPr>
+          <w:t>11</w:t>
+        </w:r>
+        <w:r>
+          <w:rPr>
+            <w:noProof/>
+            <w:webHidden/>
+          </w:rPr>
+          <w:fldChar w:fldCharType="end"/>
+        </w:r>
+      </w:hyperlink>
+    </w:p>
+    <w:p>
+      <w:pPr>
+        <w:rPr>
+          <w:lang w:eastAsia="es-ES"/>
+        </w:rPr>
+      </w:pPr>
+      <w:r>
+        <w:rPr>
+          <w:lang w:eastAsia="es-ES"/>
+        </w:rPr>
         <w:fldChar w:fldCharType="end"/>
       </w:r>
     </w:p>
@@ -1521,21 +1821,43 @@
           <w:lang w:eastAsia="es-ES"/>
         </w:rPr>
       </w:pPr>
-      <w:bookmarkStart w:id="0" w:name="_GoBack"/>
-      <w:bookmarkEnd w:id="0"/>
       <w:r>
         <w:rPr>
           <w:lang w:eastAsia="es-ES"/>
         </w:rPr>
         <w:br w:type="page"/>
       </w:r>
-      <w:bookmarkStart w:id="1" w:name="_Toc155642076"/>
+      <w:bookmarkStart w:id="1" w:name="_Toc155715478"/>
       <w:r>
         <w:rPr>
           <w:lang w:eastAsia="es-ES"/>
         </w:rPr>
         <w:lastRenderedPageBreak/>
-        <w:t>Crear Ejecutable con Eclipse</w:t>
+        <w:t xml:space="preserve">Crear </w:t>
+      </w:r>
+      <w:r>
+        <w:rPr>
+          <w:lang w:eastAsia="es-ES"/>
+        </w:rPr>
+        <w:t>un ejecutable</w:t>
+      </w:r>
+      <w:r>
+        <w:rPr>
+          <w:lang w:eastAsia="es-ES"/>
+        </w:rPr>
+        <w:t xml:space="preserve"> </w:t>
+      </w:r>
+      <w:r>
+        <w:rPr>
+          <w:lang w:eastAsia="es-ES"/>
+        </w:rPr>
+        <w:t xml:space="preserve">con 2 </w:t>
+      </w:r>
+      <w:r>
+        <w:rPr>
+          <w:lang w:eastAsia="es-ES"/>
+        </w:rPr>
+        <w:t>IDE</w:t>
       </w:r>
       <w:bookmarkEnd w:id="1"/>
     </w:p>
@@ -1543,15 +1865,16 @@
       <w:pPr>
         <w:pStyle w:val="Ttulo2"/>
         <w:rPr>
+          <w:u w:val="none"/>
           <w:lang w:eastAsia="es-ES"/>
         </w:rPr>
       </w:pPr>
-      <w:bookmarkStart w:id="2" w:name="_Toc155642077"/>
+      <w:bookmarkStart w:id="2" w:name="_Toc155715479"/>
       <w:r>
         <w:rPr>
           <w:lang w:eastAsia="es-ES"/>
         </w:rPr>
-        <w:t>Java</w:t>
+        <w:t>Eclipse</w:t>
       </w:r>
       <w:bookmarkEnd w:id="2"/>
     </w:p>
@@ -1935,7 +2258,25 @@
           <w:sz w:val="24"/>
           <w:szCs w:val="24"/>
         </w:rPr>
-        <w:t xml:space="preserve"> a parte, para que no tenga conflictos con otros programas</w:t>
+        <w:t xml:space="preserve"> </w:t>
+      </w:r>
+      <w:proofErr w:type="spellStart"/>
+      <w:r>
+        <w:rPr>
+          <w:rFonts w:ascii="Times New Roman" w:hAnsi="Times New Roman" w:cs="Times New Roman"/>
+          <w:sz w:val="24"/>
+          <w:szCs w:val="24"/>
+        </w:rPr>
+        <w:t>a parte</w:t>
+      </w:r>
+      <w:proofErr w:type="spellEnd"/>
+      <w:r>
+        <w:rPr>
+          <w:rFonts w:ascii="Times New Roman" w:hAnsi="Times New Roman" w:cs="Times New Roman"/>
+          <w:sz w:val="24"/>
+          <w:szCs w:val="24"/>
+        </w:rPr>
+        <w:t>, para que no tenga conflictos con otros programas</w:t>
       </w:r>
     </w:p>
     <w:p>
@@ -2003,7 +2344,23 @@
           <w:szCs w:val="24"/>
         </w:rPr>
         <w:lastRenderedPageBreak/>
-        <w:t>Por algún motivo no se me abre la pestaña, debería de salir una como esta:</w:t>
+        <w:t xml:space="preserve">Por algún motivo no se me abre la pestaña, </w:t>
+      </w:r>
+      <w:r>
+        <w:rPr>
+          <w:rFonts w:ascii="Times New Roman" w:hAnsi="Times New Roman" w:cs="Times New Roman"/>
+          <w:sz w:val="24"/>
+          <w:szCs w:val="24"/>
+        </w:rPr>
+        <w:t xml:space="preserve">pero </w:t>
+      </w:r>
+      <w:r>
+        <w:rPr>
+          <w:rFonts w:ascii="Times New Roman" w:hAnsi="Times New Roman" w:cs="Times New Roman"/>
+          <w:sz w:val="24"/>
+          <w:szCs w:val="24"/>
+        </w:rPr>
+        <w:t>debería de salir una como esta:</w:t>
       </w:r>
     </w:p>
     <w:p>
@@ -2077,7 +2434,7 @@
       <w:pPr>
         <w:pStyle w:val="Ttulo2"/>
       </w:pPr>
-      <w:bookmarkStart w:id="3" w:name="_Toc155642078"/>
+      <w:bookmarkStart w:id="3" w:name="_Toc155715480"/>
       <w:r>
         <w:lastRenderedPageBreak/>
         <w:t>NetBeans</w:t>
@@ -2322,48 +2679,458 @@
           <w:sz w:val="24"/>
           <w:szCs w:val="24"/>
         </w:rPr>
-        <w:br w:type="page"/>
-      </w:r>
-    </w:p>
-    <w:p>
-      <w:pPr>
+        <w:t>Y con eso se debería de haber creado un archivo .</w:t>
+      </w:r>
+      <w:proofErr w:type="spellStart"/>
+      <w:r>
         <w:rPr>
           <w:rFonts w:ascii="Times New Roman" w:hAnsi="Times New Roman" w:cs="Times New Roman"/>
           <w:sz w:val="24"/>
           <w:szCs w:val="24"/>
         </w:rPr>
-      </w:pPr>
+        <w:t>jar</w:t>
+      </w:r>
+      <w:proofErr w:type="spellEnd"/>
       <w:r>
         <w:rPr>
           <w:rFonts w:ascii="Times New Roman" w:hAnsi="Times New Roman" w:cs="Times New Roman"/>
           <w:sz w:val="24"/>
           <w:szCs w:val="24"/>
         </w:rPr>
-        <w:lastRenderedPageBreak/>
-        <w:t xml:space="preserve">1 </w:t>
-      </w:r>
-      <w:proofErr w:type="spellStart"/>
-      <w:r>
+        <w:t xml:space="preserve"> en la dirección que marca la terminal</w:t>
+      </w:r>
+    </w:p>
+    <w:p>
+      <w:pPr>
         <w:rPr>
           <w:rFonts w:ascii="Times New Roman" w:hAnsi="Times New Roman" w:cs="Times New Roman"/>
           <w:sz w:val="24"/>
           <w:szCs w:val="24"/>
         </w:rPr>
-        <w:t>ide</w:t>
-      </w:r>
-      <w:proofErr w:type="spellEnd"/>
+      </w:pPr>
+      <w:r>
+        <w:rPr>
+          <w:noProof/>
+        </w:rPr>
+        <w:drawing>
+          <wp:inline distT="0" distB="0" distL="0" distR="0" wp14:anchorId="64D128F7" wp14:editId="023B52D9">
+            <wp:extent cx="5400040" cy="1424940"/>
+            <wp:effectExtent l="0" t="0" r="0" b="3810"/>
+            <wp:docPr id="7" name="Imagen 7"/>
+            <wp:cNvGraphicFramePr>
+              <a:graphicFrameLocks xmlns:a="http://schemas.openxmlformats.org/drawingml/2006/main" noChangeAspect="1"/>
+            </wp:cNvGraphicFramePr>
+            <a:graphic xmlns:a="http://schemas.openxmlformats.org/drawingml/2006/main">
+              <a:graphicData uri="http://schemas.openxmlformats.org/drawingml/2006/picture">
+                <pic:pic xmlns:pic="http://schemas.openxmlformats.org/drawingml/2006/picture">
+                  <pic:nvPicPr>
+                    <pic:cNvPr id="1" name=""/>
+                    <pic:cNvPicPr/>
+                  </pic:nvPicPr>
+                  <pic:blipFill>
+                    <a:blip r:embed="rId24"/>
+                    <a:stretch>
+                      <a:fillRect/>
+                    </a:stretch>
+                  </pic:blipFill>
+                  <pic:spPr>
+                    <a:xfrm>
+                      <a:off x="0" y="0"/>
+                      <a:ext cx="5400040" cy="1424940"/>
+                    </a:xfrm>
+                    <a:prstGeom prst="rect">
+                      <a:avLst/>
+                    </a:prstGeom>
+                  </pic:spPr>
+                </pic:pic>
+              </a:graphicData>
+            </a:graphic>
+          </wp:inline>
+        </w:drawing>
+      </w:r>
       <w:r>
         <w:rPr>
           <w:rFonts w:ascii="Times New Roman" w:hAnsi="Times New Roman" w:cs="Times New Roman"/>
           <w:sz w:val="24"/>
           <w:szCs w:val="24"/>
         </w:rPr>
-        <w:t xml:space="preserve"> 2 códigos</w:t>
+        <w:br w:type="page"/>
+      </w:r>
+    </w:p>
+    <w:p>
+      <w:pPr>
+        <w:pStyle w:val="Ttulo1"/>
+      </w:pPr>
+      <w:bookmarkStart w:id="4" w:name="_Toc155715481"/>
+      <w:r>
+        <w:lastRenderedPageBreak/>
+        <w:t>Abrir en un mismo IDE 2 tipos de código</w:t>
+      </w:r>
+      <w:bookmarkEnd w:id="4"/>
+    </w:p>
+    <w:p>
+      <w:pPr>
+        <w:pStyle w:val="Ttulo2"/>
+      </w:pPr>
+      <w:bookmarkStart w:id="5" w:name="_Toc155715482"/>
+      <w:r>
+        <w:t>Visual</w:t>
+      </w:r>
+      <w:r>
+        <w:t xml:space="preserve"> </w:t>
+      </w:r>
+      <w:r>
+        <w:t>Studio</w:t>
+      </w:r>
+      <w:bookmarkEnd w:id="5"/>
+    </w:p>
+    <w:p>
+      <w:pPr>
+        <w:pStyle w:val="Texto"/>
+      </w:pPr>
+      <w:r>
+        <w:t>Por ejemplo, con visual studio, podemos abrir todo tipo de código mientras que se instale el plugin correspondiente, pero lo mejor es usarlo para HTML, CSS, JavaScript y lenguajes que estén relacionados entre sí.</w:t>
+      </w:r>
+    </w:p>
+    <w:p>
+      <w:r>
+        <w:rPr>
+          <w:noProof/>
+        </w:rPr>
+        <w:drawing>
+          <wp:inline distT="0" distB="0" distL="0" distR="0" wp14:anchorId="496C26DD" wp14:editId="46B85B5E">
+            <wp:extent cx="5400040" cy="3754120"/>
+            <wp:effectExtent l="0" t="0" r="0" b="0"/>
+            <wp:docPr id="8" name="Imagen 8"/>
+            <wp:cNvGraphicFramePr>
+              <a:graphicFrameLocks xmlns:a="http://schemas.openxmlformats.org/drawingml/2006/main" noChangeAspect="1"/>
+            </wp:cNvGraphicFramePr>
+            <a:graphic xmlns:a="http://schemas.openxmlformats.org/drawingml/2006/main">
+              <a:graphicData uri="http://schemas.openxmlformats.org/drawingml/2006/picture">
+                <pic:pic xmlns:pic="http://schemas.openxmlformats.org/drawingml/2006/picture">
+                  <pic:nvPicPr>
+                    <pic:cNvPr id="1" name=""/>
+                    <pic:cNvPicPr/>
+                  </pic:nvPicPr>
+                  <pic:blipFill>
+                    <a:blip r:embed="rId25"/>
+                    <a:stretch>
+                      <a:fillRect/>
+                    </a:stretch>
+                  </pic:blipFill>
+                  <pic:spPr>
+                    <a:xfrm>
+                      <a:off x="0" y="0"/>
+                      <a:ext cx="5400040" cy="3754120"/>
+                    </a:xfrm>
+                    <a:prstGeom prst="rect">
+                      <a:avLst/>
+                    </a:prstGeom>
+                  </pic:spPr>
+                </pic:pic>
+              </a:graphicData>
+            </a:graphic>
+          </wp:inline>
+        </w:drawing>
+      </w:r>
+    </w:p>
+    <w:p>
+      <w:pPr>
+        <w:pStyle w:val="Texto"/>
+      </w:pPr>
+      <w:r>
+        <w:t>Para poder instalar un plugin en visual studio, abrimos esto y buscamos por el nombre del lenguaje</w:t>
+      </w:r>
+    </w:p>
+    <w:p>
+      <w:pPr>
+        <w:pStyle w:val="Texto"/>
+        <w:jc w:val="center"/>
+      </w:pPr>
+      <w:r>
+        <w:rPr>
+          <w:noProof/>
+        </w:rPr>
+        <w:drawing>
+          <wp:inline distT="0" distB="0" distL="0" distR="0" wp14:anchorId="5FF589D0" wp14:editId="05816A20">
+            <wp:extent cx="1828902" cy="3276540"/>
+            <wp:effectExtent l="0" t="0" r="0" b="635"/>
+            <wp:docPr id="9" name="Imagen 9"/>
+            <wp:cNvGraphicFramePr>
+              <a:graphicFrameLocks xmlns:a="http://schemas.openxmlformats.org/drawingml/2006/main" noChangeAspect="1"/>
+            </wp:cNvGraphicFramePr>
+            <a:graphic xmlns:a="http://schemas.openxmlformats.org/drawingml/2006/main">
+              <a:graphicData uri="http://schemas.openxmlformats.org/drawingml/2006/picture">
+                <pic:pic xmlns:pic="http://schemas.openxmlformats.org/drawingml/2006/picture">
+                  <pic:nvPicPr>
+                    <pic:cNvPr id="1" name=""/>
+                    <pic:cNvPicPr/>
+                  </pic:nvPicPr>
+                  <pic:blipFill>
+                    <a:blip r:embed="rId26"/>
+                    <a:stretch>
+                      <a:fillRect/>
+                    </a:stretch>
+                  </pic:blipFill>
+                  <pic:spPr>
+                    <a:xfrm>
+                      <a:off x="0" y="0"/>
+                      <a:ext cx="1895931" cy="3396625"/>
+                    </a:xfrm>
+                    <a:prstGeom prst="rect">
+                      <a:avLst/>
+                    </a:prstGeom>
+                  </pic:spPr>
+                </pic:pic>
+              </a:graphicData>
+            </a:graphic>
+          </wp:inline>
+        </w:drawing>
+      </w:r>
+    </w:p>
+    <w:p>
+      <w:pPr>
+        <w:pStyle w:val="Ttulo3"/>
+      </w:pPr>
+      <w:bookmarkStart w:id="6" w:name="_Toc155715483"/>
+      <w:r>
+        <w:lastRenderedPageBreak/>
+        <w:t>Python</w:t>
+      </w:r>
+      <w:bookmarkEnd w:id="6"/>
+    </w:p>
+    <w:p>
+      <w:pPr>
+        <w:pStyle w:val="Texto"/>
+      </w:pPr>
+      <w:r>
+        <w:rPr>
+          <w:noProof/>
+        </w:rPr>
+        <w:drawing>
+          <wp:inline distT="0" distB="0" distL="0" distR="0" wp14:anchorId="306FB159" wp14:editId="47F36891">
+            <wp:extent cx="5400040" cy="2861310"/>
+            <wp:effectExtent l="0" t="0" r="0" b="0"/>
+            <wp:docPr id="11" name="Imagen 11"/>
+            <wp:cNvGraphicFramePr>
+              <a:graphicFrameLocks xmlns:a="http://schemas.openxmlformats.org/drawingml/2006/main" noChangeAspect="1"/>
+            </wp:cNvGraphicFramePr>
+            <a:graphic xmlns:a="http://schemas.openxmlformats.org/drawingml/2006/main">
+              <a:graphicData uri="http://schemas.openxmlformats.org/drawingml/2006/picture">
+                <pic:pic xmlns:pic="http://schemas.openxmlformats.org/drawingml/2006/picture">
+                  <pic:nvPicPr>
+                    <pic:cNvPr id="1" name=""/>
+                    <pic:cNvPicPr/>
+                  </pic:nvPicPr>
+                  <pic:blipFill>
+                    <a:blip r:embed="rId27"/>
+                    <a:stretch>
+                      <a:fillRect/>
+                    </a:stretch>
+                  </pic:blipFill>
+                  <pic:spPr>
+                    <a:xfrm>
+                      <a:off x="0" y="0"/>
+                      <a:ext cx="5400040" cy="2861310"/>
+                    </a:xfrm>
+                    <a:prstGeom prst="rect">
+                      <a:avLst/>
+                    </a:prstGeom>
+                  </pic:spPr>
+                </pic:pic>
+              </a:graphicData>
+            </a:graphic>
+          </wp:inline>
+        </w:drawing>
+      </w:r>
+    </w:p>
+    <w:p>
+      <w:pPr>
+        <w:pStyle w:val="Texto"/>
+      </w:pPr>
+      <w:r>
+        <w:t>Busqué en internet el código para imprimir hola mundo y lo guardé, con este plugin, incluso nos permite ejecutarlo y ver que es lo que muestra por terminal</w:t>
+      </w:r>
+    </w:p>
+    <w:p>
+      <w:pPr>
+        <w:pStyle w:val="Texto"/>
+      </w:pPr>
+      <w:r>
+        <w:rPr>
+          <w:noProof/>
+        </w:rPr>
+        <w:drawing>
+          <wp:inline distT="0" distB="0" distL="0" distR="0" wp14:anchorId="0DDF8328" wp14:editId="66F05901">
+            <wp:extent cx="5400040" cy="3877310"/>
+            <wp:effectExtent l="0" t="0" r="0" b="8890"/>
+            <wp:docPr id="13" name="Imagen 13"/>
+            <wp:cNvGraphicFramePr>
+              <a:graphicFrameLocks xmlns:a="http://schemas.openxmlformats.org/drawingml/2006/main" noChangeAspect="1"/>
+            </wp:cNvGraphicFramePr>
+            <a:graphic xmlns:a="http://schemas.openxmlformats.org/drawingml/2006/main">
+              <a:graphicData uri="http://schemas.openxmlformats.org/drawingml/2006/picture">
+                <pic:pic xmlns:pic="http://schemas.openxmlformats.org/drawingml/2006/picture">
+                  <pic:nvPicPr>
+                    <pic:cNvPr id="1" name=""/>
+                    <pic:cNvPicPr/>
+                  </pic:nvPicPr>
+                  <pic:blipFill>
+                    <a:blip r:embed="rId28"/>
+                    <a:stretch>
+                      <a:fillRect/>
+                    </a:stretch>
+                  </pic:blipFill>
+                  <pic:spPr>
+                    <a:xfrm>
+                      <a:off x="0" y="0"/>
+                      <a:ext cx="5400040" cy="3877310"/>
+                    </a:xfrm>
+                    <a:prstGeom prst="rect">
+                      <a:avLst/>
+                    </a:prstGeom>
+                  </pic:spPr>
+                </pic:pic>
+              </a:graphicData>
+            </a:graphic>
+          </wp:inline>
+        </w:drawing>
+      </w:r>
+    </w:p>
+    <w:p>
+      <w:pPr>
+        <w:rPr>
+          <w:rFonts w:ascii="Times New Roman" w:hAnsi="Times New Roman" w:cs="Times New Roman"/>
+          <w:sz w:val="24"/>
+          <w:szCs w:val="24"/>
+        </w:rPr>
+      </w:pPr>
+      <w:r>
+        <w:br w:type="page"/>
+      </w:r>
+    </w:p>
+    <w:p>
+      <w:pPr>
+        <w:pStyle w:val="Ttulo3"/>
+      </w:pPr>
+      <w:bookmarkStart w:id="7" w:name="_Toc155715484"/>
+      <w:r>
+        <w:lastRenderedPageBreak/>
+        <w:t>PHP</w:t>
+      </w:r>
+      <w:bookmarkEnd w:id="7"/>
+    </w:p>
+    <w:p>
+      <w:pPr>
+        <w:pStyle w:val="Texto"/>
+      </w:pPr>
+      <w:r>
+        <w:t xml:space="preserve">Con instalar su plugin ya sobra para que detecte el archivo, ya que en si para usar </w:t>
+      </w:r>
+      <w:proofErr w:type="spellStart"/>
+      <w:r>
+        <w:t>php</w:t>
+      </w:r>
+      <w:proofErr w:type="spellEnd"/>
+      <w:r>
+        <w:t xml:space="preserve"> se necesita </w:t>
+      </w:r>
+      <w:proofErr w:type="spellStart"/>
+      <w:r>
+        <w:t>html</w:t>
+      </w:r>
+      <w:proofErr w:type="spellEnd"/>
+    </w:p>
+    <w:p>
+      <w:r>
+        <w:rPr>
+          <w:noProof/>
+        </w:rPr>
+        <w:drawing>
+          <wp:inline distT="0" distB="0" distL="0" distR="0" wp14:anchorId="74DF62BE" wp14:editId="50519ED0">
+            <wp:extent cx="5400040" cy="1276985"/>
+            <wp:effectExtent l="0" t="0" r="0" b="0"/>
+            <wp:docPr id="22" name="Imagen 22"/>
+            <wp:cNvGraphicFramePr>
+              <a:graphicFrameLocks xmlns:a="http://schemas.openxmlformats.org/drawingml/2006/main" noChangeAspect="1"/>
+            </wp:cNvGraphicFramePr>
+            <a:graphic xmlns:a="http://schemas.openxmlformats.org/drawingml/2006/main">
+              <a:graphicData uri="http://schemas.openxmlformats.org/drawingml/2006/picture">
+                <pic:pic xmlns:pic="http://schemas.openxmlformats.org/drawingml/2006/picture">
+                  <pic:nvPicPr>
+                    <pic:cNvPr id="1" name=""/>
+                    <pic:cNvPicPr/>
+                  </pic:nvPicPr>
+                  <pic:blipFill>
+                    <a:blip r:embed="rId29"/>
+                    <a:stretch>
+                      <a:fillRect/>
+                    </a:stretch>
+                  </pic:blipFill>
+                  <pic:spPr>
+                    <a:xfrm>
+                      <a:off x="0" y="0"/>
+                      <a:ext cx="5400040" cy="1276985"/>
+                    </a:xfrm>
+                    <a:prstGeom prst="rect">
+                      <a:avLst/>
+                    </a:prstGeom>
+                  </pic:spPr>
+                </pic:pic>
+              </a:graphicData>
+            </a:graphic>
+          </wp:inline>
+        </w:drawing>
+      </w:r>
+    </w:p>
+    <w:p>
+      <w:pPr>
+        <w:pStyle w:val="Texto"/>
+      </w:pPr>
+      <w:r>
+        <w:rPr>
+          <w:noProof/>
+        </w:rPr>
+        <w:drawing>
+          <wp:inline distT="0" distB="0" distL="0" distR="0" wp14:anchorId="4C7124FE" wp14:editId="4D1D70EA">
+            <wp:extent cx="5400040" cy="1424940"/>
+            <wp:effectExtent l="0" t="0" r="0" b="3810"/>
+            <wp:docPr id="21" name="Imagen 21"/>
+            <wp:cNvGraphicFramePr>
+              <a:graphicFrameLocks xmlns:a="http://schemas.openxmlformats.org/drawingml/2006/main" noChangeAspect="1"/>
+            </wp:cNvGraphicFramePr>
+            <a:graphic xmlns:a="http://schemas.openxmlformats.org/drawingml/2006/main">
+              <a:graphicData uri="http://schemas.openxmlformats.org/drawingml/2006/picture">
+                <pic:pic xmlns:pic="http://schemas.openxmlformats.org/drawingml/2006/picture">
+                  <pic:nvPicPr>
+                    <pic:cNvPr id="1" name=""/>
+                    <pic:cNvPicPr/>
+                  </pic:nvPicPr>
+                  <pic:blipFill>
+                    <a:blip r:embed="rId30"/>
+                    <a:stretch>
+                      <a:fillRect/>
+                    </a:stretch>
+                  </pic:blipFill>
+                  <pic:spPr>
+                    <a:xfrm>
+                      <a:off x="0" y="0"/>
+                      <a:ext cx="5400040" cy="1424940"/>
+                    </a:xfrm>
+                    <a:prstGeom prst="rect">
+                      <a:avLst/>
+                    </a:prstGeom>
+                  </pic:spPr>
+                </pic:pic>
+              </a:graphicData>
+            </a:graphic>
+          </wp:inline>
+        </w:drawing>
       </w:r>
     </w:p>
     <w:sectPr>
-      <w:headerReference w:type="default" r:id="rId24"/>
-      <w:footerReference w:type="default" r:id="rId25"/>
+      <w:headerReference w:type="default" r:id="rId31"/>
+      <w:footerReference w:type="default" r:id="rId32"/>
       <w:pgSz w:w="11906" w:h="16838"/>
       <w:pgMar w:top="1417" w:right="1701" w:bottom="1417" w:left="1701" w:header="708" w:footer="708" w:gutter="0"/>
       <w:pgNumType w:start="1"/>
@@ -3100,6 +3867,28 @@
       <w:u w:val="single"/>
     </w:rPr>
   </w:style>
+  <w:style w:type="paragraph" w:styleId="Ttulo3">
+    <w:name w:val="heading 3"/>
+    <w:basedOn w:val="Normal"/>
+    <w:next w:val="Normal"/>
+    <w:link w:val="Ttulo3Car"/>
+    <w:uiPriority w:val="9"/>
+    <w:unhideWhenUsed/>
+    <w:qFormat/>
+    <w:rsid w:val="00844039"/>
+    <w:pPr>
+      <w:keepNext/>
+      <w:keepLines/>
+      <w:spacing w:before="40" w:after="0"/>
+      <w:outlineLvl w:val="2"/>
+    </w:pPr>
+    <w:rPr>
+      <w:rFonts w:asciiTheme="majorHAnsi" w:eastAsiaTheme="majorEastAsia" w:hAnsiTheme="majorHAnsi" w:cstheme="majorBidi"/>
+      <w:color w:val="1F3763" w:themeColor="accent1" w:themeShade="7F"/>
+      <w:sz w:val="24"/>
+      <w:szCs w:val="24"/>
+    </w:rPr>
+  </w:style>
   <w:style w:type="character" w:default="1" w:styleId="Fuentedeprrafopredeter">
     <w:name w:val="Default Paragraph Font"/>
     <w:uiPriority w:val="1"/>
@@ -3484,6 +4273,19 @@
       <w:szCs w:val="56"/>
     </w:rPr>
   </w:style>
+  <w:style w:type="character" w:customStyle="1" w:styleId="Ttulo3Car">
+    <w:name w:val="Título 3 Car"/>
+    <w:basedOn w:val="Fuentedeprrafopredeter"/>
+    <w:link w:val="Ttulo3"/>
+    <w:uiPriority w:val="9"/>
+    <w:rsid w:val="00844039"/>
+    <w:rPr>
+      <w:rFonts w:asciiTheme="majorHAnsi" w:eastAsiaTheme="majorEastAsia" w:hAnsiTheme="majorHAnsi" w:cstheme="majorBidi"/>
+      <w:color w:val="1F3763" w:themeColor="accent1" w:themeShade="7F"/>
+      <w:sz w:val="24"/>
+      <w:szCs w:val="24"/>
+    </w:rPr>
+  </w:style>
 </w:styles>
 </file>
 
@@ -3787,7 +4589,7 @@
 </file>
 
 <file path=customXml/itemProps1.xml><?xml version="1.0" encoding="utf-8"?>
-<ds:datastoreItem xmlns:ds="http://schemas.openxmlformats.org/officeDocument/2006/customXml" ds:itemID="{C50DACFB-5F3F-4FC5-B675-9580EEA35131}">
+<ds:datastoreItem xmlns:ds="http://schemas.openxmlformats.org/officeDocument/2006/customXml" ds:itemID="{2EE9CC15-9CEA-4DF6-98F5-D327CED89A14}">
   <ds:schemaRefs>
     <ds:schemaRef ds:uri="http://schemas.openxmlformats.org/officeDocument/2006/bibliography"/>
   </ds:schemaRefs>

--- a/entorno_desarrollo/Creación de ejecutables-AdriánTirado.docx
+++ b/entorno_desarrollo/Creación de ejecutables-AdriánTirado.docx
@@ -14,7 +14,7 @@
         <mc:AlternateContent>
           <mc:Choice Requires="wps">
             <w:drawing>
-              <wp:anchor distT="0" distB="0" distL="114300" distR="114300" simplePos="0" relativeHeight="251666432" behindDoc="1" locked="0" layoutInCell="1" allowOverlap="1" wp14:anchorId="2934EC10" wp14:editId="6E50E818">
+              <wp:anchor distT="0" distB="0" distL="114300" distR="114300" simplePos="0" relativeHeight="251666432" behindDoc="1" locked="0" layoutInCell="1" allowOverlap="1" wp14:anchorId="6B52E2A7" wp14:editId="65CE21C4">
                 <wp:simplePos x="0" y="0"/>
                 <wp:positionH relativeFrom="margin">
                   <wp:posOffset>2763672</wp:posOffset>
@@ -98,7 +98,7 @@
           </mc:Choice>
           <mc:Fallback>
             <w:pict>
-              <v:shapetype w14:anchorId="2934EC10" id="_x0000_t202" coordsize="21600,21600" o:spt="202" path="m,l,21600r21600,l21600,xe">
+              <v:shapetype w14:anchorId="6B52E2A7" id="_x0000_t202" coordsize="21600,21600" o:spt="202" path="m,l,21600r21600,l21600,xe">
                 <v:stroke joinstyle="miter"/>
                 <v:path gradientshapeok="t" o:connecttype="rect"/>
               </v:shapetype>
@@ -146,7 +146,7 @@
         <mc:AlternateContent>
           <mc:Choice Requires="wps">
             <w:drawing>
-              <wp:anchor distT="0" distB="0" distL="114300" distR="114300" simplePos="0" relativeHeight="251664384" behindDoc="1" locked="0" layoutInCell="1" allowOverlap="1" wp14:anchorId="632A3BAC" wp14:editId="2D86327E">
+              <wp:anchor distT="0" distB="0" distL="114300" distR="114300" simplePos="0" relativeHeight="251664384" behindDoc="1" locked="0" layoutInCell="1" allowOverlap="1" wp14:anchorId="2FF25B35" wp14:editId="7FA1D585">
                 <wp:simplePos x="0" y="0"/>
                 <wp:positionH relativeFrom="margin">
                   <wp:align>left</wp:align>
@@ -230,7 +230,7 @@
           </mc:Choice>
           <mc:Fallback>
             <w:pict>
-              <v:shape w14:anchorId="632A3BAC" id="Cuadro de texto 3" o:spid="_x0000_s1027" type="#_x0000_t202" style="position:absolute;margin-left:0;margin-top:561.85pt;width:246.15pt;height:42.8pt;z-index:-251652096;visibility:visible;mso-wrap-style:square;mso-wrap-distance-left:9pt;mso-wrap-distance-top:0;mso-wrap-distance-right:9pt;mso-wrap-distance-bottom:0;mso-position-horizontal:left;mso-position-horizontal-relative:margin;mso-position-vertical:absolute;mso-position-vertical-relative:text;v-text-anchor:top" o:gfxdata="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" filled="f" stroked="f">
+              <v:shape w14:anchorId="2FF25B35" id="Cuadro de texto 3" o:spid="_x0000_s1027" type="#_x0000_t202" style="position:absolute;margin-left:0;margin-top:561.85pt;width:246.15pt;height:42.8pt;z-index:-251652096;visibility:visible;mso-wrap-style:square;mso-wrap-distance-left:9pt;mso-wrap-distance-top:0;mso-wrap-distance-right:9pt;mso-wrap-distance-bottom:0;mso-position-horizontal:left;mso-position-horizontal-relative:margin;mso-position-vertical:absolute;mso-position-vertical-relative:text;v-text-anchor:top" o:gfxdata="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" filled="f" stroked="f">
                 <v:textbox>
                   <w:txbxContent>
                     <w:p>
@@ -274,7 +274,7 @@
         <mc:AlternateContent>
           <mc:Choice Requires="wps">
             <w:drawing>
-              <wp:anchor distT="0" distB="0" distL="114300" distR="114300" simplePos="0" relativeHeight="251662336" behindDoc="1" locked="0" layoutInCell="1" allowOverlap="1" wp14:anchorId="6640182A" wp14:editId="7BE22592">
+              <wp:anchor distT="0" distB="0" distL="114300" distR="114300" simplePos="0" relativeHeight="251662336" behindDoc="1" locked="0" layoutInCell="1" allowOverlap="1" wp14:anchorId="7E894447" wp14:editId="730D4676">
                 <wp:simplePos x="0" y="0"/>
                 <wp:positionH relativeFrom="margin">
                   <wp:posOffset>2717851</wp:posOffset>
@@ -358,7 +358,7 @@
           </mc:Choice>
           <mc:Fallback>
             <w:pict>
-              <v:shape w14:anchorId="6640182A" id="Cuadro de texto 2" o:spid="_x0000_s1028" type="#_x0000_t202" style="position:absolute;margin-left:214pt;margin-top:46.15pt;width:246.15pt;height:42.8pt;z-index:-251654144;visibility:visible;mso-wrap-style:square;mso-wrap-distance-left:9pt;mso-wrap-distance-top:0;mso-wrap-distance-right:9pt;mso-wrap-distance-bottom:0;mso-position-horizontal:absolute;mso-position-horizontal-relative:margin;mso-position-vertical:absolute;mso-position-vertical-relative:text;v-text-anchor:top" o:gfxdata="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" filled="f" stroked="f">
+              <v:shape w14:anchorId="7E894447" id="Cuadro de texto 2" o:spid="_x0000_s1028" type="#_x0000_t202" style="position:absolute;margin-left:214pt;margin-top:46.15pt;width:246.15pt;height:42.8pt;z-index:-251654144;visibility:visible;mso-wrap-style:square;mso-wrap-distance-left:9pt;mso-wrap-distance-top:0;mso-wrap-distance-right:9pt;mso-wrap-distance-bottom:0;mso-position-horizontal:absolute;mso-position-horizontal-relative:margin;mso-position-vertical:absolute;mso-position-vertical-relative:text;v-text-anchor:top" o:gfxdata="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" filled="f" stroked="f">
                 <v:textbox>
                   <w:txbxContent>
                     <w:p>
@@ -408,7 +408,7 @@
             <mc:AlternateContent>
               <mc:Choice Requires="wpg">
                 <w:drawing>
-                  <wp:anchor distT="0" distB="0" distL="114300" distR="114300" simplePos="0" relativeHeight="251659264" behindDoc="1" locked="0" layoutInCell="1" allowOverlap="1" wp14:anchorId="43EBE590">
+                  <wp:anchor distT="0" distB="0" distL="114300" distR="114300" simplePos="0" relativeHeight="251659264" behindDoc="1" locked="0" layoutInCell="1" allowOverlap="1" wp14:anchorId="5F5501A5" wp14:editId="5B2CFC9E">
                     <wp:simplePos x="0" y="0"/>
                     <wp:positionH relativeFrom="page">
                       <wp:align>center</wp:align>
@@ -1090,7 +1090,7 @@
               </mc:Choice>
               <mc:Fallback>
                 <w:pict>
-                  <v:group w14:anchorId="43EBE590" id="Grupo 48" o:spid="_x0000_s1029" style="position:absolute;margin-left:0;margin-top:0;width:540pt;height:10in;z-index:-251657216;mso-width-percent:882;mso-height-percent:909;mso-position-horizontal:center;mso-position-horizontal-relative:page;mso-position-vertical:center;mso-position-vertical-relative:page;mso-width-percent:882;mso-height-percent:909" coordsize="68580,91440" o:gfxdata="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">
+                  <v:group w14:anchorId="5F5501A5" id="Grupo 48" o:spid="_x0000_s1029" style="position:absolute;margin-left:0;margin-top:0;width:540pt;height:10in;z-index:-251657216;mso-width-percent:882;mso-height-percent:909;mso-position-horizontal:center;mso-position-horizontal-relative:page;mso-position-vertical:center;mso-position-vertical-relative:page;mso-width-percent:882;mso-height-percent:909" coordsize="68580,91440" o:gfxdata="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">
                     <v:group id="Grupo 49" o:spid="_x0000_s1030" style="position:absolute;width:68580;height:91440" coordsize="68580,91440" o:gfxdata="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">
                       <v:rect id="Rectángulo 54" o:spid="_x0000_s1031" style="position:absolute;width:68580;height:91440;visibility:visible;mso-wrap-style:square;v-text-anchor:top" o:gfxdata="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" fillcolor="#485870 [3122]" stroked="f" strokeweight="1pt">
                         <v:fill color2="#3d4b5f [2882]" angle="348" colors="0 #88acbb;6554f #88acbb" focus="100%" type="gradient"/>
@@ -1897,7 +1897,7 @@
           <w:noProof/>
         </w:rPr>
         <w:drawing>
-          <wp:inline distT="0" distB="0" distL="0" distR="0" wp14:anchorId="0A3A73A5" wp14:editId="58941C8D">
+          <wp:inline distT="0" distB="0" distL="0" distR="0" wp14:anchorId="4E54B7EF" wp14:editId="23213780">
             <wp:extent cx="3411356" cy="3599078"/>
             <wp:effectExtent l="0" t="0" r="0" b="1905"/>
             <wp:docPr id="4" name="Imagen 4"/>
@@ -1942,7 +1942,7 @@
           <w:noProof/>
         </w:rPr>
         <w:drawing>
-          <wp:inline distT="0" distB="0" distL="0" distR="0" wp14:anchorId="42A74D0C" wp14:editId="11DD34B8">
+          <wp:inline distT="0" distB="0" distL="0" distR="0" wp14:anchorId="4C5ADDA6" wp14:editId="54F61354">
             <wp:extent cx="4026459" cy="4308653"/>
             <wp:effectExtent l="0" t="0" r="0" b="0"/>
             <wp:docPr id="5" name="Imagen 5"/>
@@ -1988,7 +1988,7 @@
         </w:rPr>
         <w:lastRenderedPageBreak/>
         <w:drawing>
-          <wp:inline distT="0" distB="0" distL="0" distR="0" wp14:anchorId="10721C83" wp14:editId="51ACD872">
+          <wp:inline distT="0" distB="0" distL="0" distR="0" wp14:anchorId="7F50582D" wp14:editId="4853AE4F">
             <wp:extent cx="5304762" cy="6238095"/>
             <wp:effectExtent l="0" t="0" r="0" b="0"/>
             <wp:docPr id="6" name="Imagen 6"/>
@@ -2054,7 +2054,7 @@
           <w:noProof/>
         </w:rPr>
         <w:drawing>
-          <wp:inline distT="0" distB="0" distL="0" distR="0" wp14:anchorId="5B652638" wp14:editId="3CBD7493">
+          <wp:inline distT="0" distB="0" distL="0" distR="0" wp14:anchorId="4D52DF32" wp14:editId="7F495A7A">
             <wp:extent cx="5400040" cy="3669030"/>
             <wp:effectExtent l="0" t="0" r="0" b="7620"/>
             <wp:docPr id="15" name="Imagen 15"/>
@@ -2108,7 +2108,7 @@
           <w:noProof/>
         </w:rPr>
         <w:drawing>
-          <wp:inline distT="0" distB="0" distL="0" distR="0" wp14:anchorId="2FA5AA8B" wp14:editId="2EC378F2">
+          <wp:inline distT="0" distB="0" distL="0" distR="0" wp14:anchorId="3C20E7F1" wp14:editId="556ED880">
             <wp:extent cx="2831077" cy="4054526"/>
             <wp:effectExtent l="0" t="0" r="7620" b="3175"/>
             <wp:docPr id="10" name="Imagen 10"/>
@@ -2154,7 +2154,7 @@
         </w:rPr>
         <w:lastRenderedPageBreak/>
         <w:drawing>
-          <wp:inline distT="0" distB="0" distL="0" distR="0" wp14:anchorId="71C180B0" wp14:editId="20042CD6">
+          <wp:inline distT="0" distB="0" distL="0" distR="0" wp14:anchorId="18747913" wp14:editId="475587D2">
             <wp:extent cx="5400040" cy="4246880"/>
             <wp:effectExtent l="0" t="0" r="0" b="1270"/>
             <wp:docPr id="12" name="Imagen 12"/>
@@ -2293,7 +2293,7 @@
           <w:noProof/>
         </w:rPr>
         <w:drawing>
-          <wp:inline distT="0" distB="0" distL="0" distR="0" wp14:anchorId="254530BA" wp14:editId="085BDB3E">
+          <wp:inline distT="0" distB="0" distL="0" distR="0" wp14:anchorId="37486CCA" wp14:editId="708251A1">
             <wp:extent cx="3775679" cy="3632299"/>
             <wp:effectExtent l="0" t="0" r="0" b="6350"/>
             <wp:docPr id="16" name="Imagen 16"/>
@@ -2377,7 +2377,7 @@
           <w:noProof/>
         </w:rPr>
         <w:drawing>
-          <wp:inline distT="0" distB="0" distL="0" distR="0" wp14:anchorId="637122C7" wp14:editId="47053827">
+          <wp:inline distT="0" distB="0" distL="0" distR="0" wp14:anchorId="52827BEF" wp14:editId="72D94FC5">
             <wp:extent cx="2733333" cy="1819048"/>
             <wp:effectExtent l="0" t="0" r="0" b="0"/>
             <wp:docPr id="17" name="Imagen 17"/>
@@ -2471,7 +2471,7 @@
           <w:noProof/>
         </w:rPr>
         <w:drawing>
-          <wp:inline distT="0" distB="0" distL="0" distR="0" wp14:anchorId="038270E6" wp14:editId="6E4886D2">
+          <wp:inline distT="0" distB="0" distL="0" distR="0" wp14:anchorId="15D63181" wp14:editId="5535DBEF">
             <wp:extent cx="5400040" cy="2889885"/>
             <wp:effectExtent l="0" t="0" r="0" b="5715"/>
             <wp:docPr id="18" name="Imagen 18"/>
@@ -2537,7 +2537,7 @@
           <w:noProof/>
         </w:rPr>
         <w:drawing>
-          <wp:inline distT="0" distB="0" distL="0" distR="0" wp14:anchorId="65BF20DA" wp14:editId="4883C729">
+          <wp:inline distT="0" distB="0" distL="0" distR="0" wp14:anchorId="0E4330E6" wp14:editId="42B7AF90">
             <wp:extent cx="5400040" cy="3035935"/>
             <wp:effectExtent l="0" t="0" r="0" b="0"/>
             <wp:docPr id="19" name="Imagen 19"/>
@@ -2629,7 +2629,7 @@
           <w:noProof/>
         </w:rPr>
         <w:drawing>
-          <wp:inline distT="0" distB="0" distL="0" distR="0" wp14:anchorId="3C782DD7" wp14:editId="29C41BDC">
+          <wp:inline distT="0" distB="0" distL="0" distR="0" wp14:anchorId="1BD6F025" wp14:editId="1FC78433">
             <wp:extent cx="5400040" cy="2951480"/>
             <wp:effectExtent l="0" t="0" r="0" b="1270"/>
             <wp:docPr id="20" name="Imagen 20"/>
@@ -2713,7 +2713,7 @@
           <w:noProof/>
         </w:rPr>
         <w:drawing>
-          <wp:inline distT="0" distB="0" distL="0" distR="0" wp14:anchorId="64D128F7" wp14:editId="023B52D9">
+          <wp:inline distT="0" distB="0" distL="0" distR="0" wp14:anchorId="44275A51" wp14:editId="34C09B56">
             <wp:extent cx="5400040" cy="1424940"/>
             <wp:effectExtent l="0" t="0" r="0" b="3810"/>
             <wp:docPr id="7" name="Imagen 7"/>
@@ -2798,7 +2798,7 @@
           <w:noProof/>
         </w:rPr>
         <w:drawing>
-          <wp:inline distT="0" distB="0" distL="0" distR="0" wp14:anchorId="496C26DD" wp14:editId="46B85B5E">
+          <wp:inline distT="0" distB="0" distL="0" distR="0" wp14:anchorId="5C13F7C6" wp14:editId="0515565A">
             <wp:extent cx="5400040" cy="3754120"/>
             <wp:effectExtent l="0" t="0" r="0" b="0"/>
             <wp:docPr id="8" name="Imagen 8"/>
@@ -2852,7 +2852,7 @@
           <w:noProof/>
         </w:rPr>
         <w:drawing>
-          <wp:inline distT="0" distB="0" distL="0" distR="0" wp14:anchorId="5FF589D0" wp14:editId="05816A20">
+          <wp:inline distT="0" distB="0" distL="0" distR="0" wp14:anchorId="1E9E71FF" wp14:editId="3F87F910">
             <wp:extent cx="1828902" cy="3276540"/>
             <wp:effectExtent l="0" t="0" r="0" b="635"/>
             <wp:docPr id="9" name="Imagen 9"/>
@@ -2908,7 +2908,7 @@
           <w:noProof/>
         </w:rPr>
         <w:drawing>
-          <wp:inline distT="0" distB="0" distL="0" distR="0" wp14:anchorId="306FB159" wp14:editId="47F36891">
+          <wp:inline distT="0" distB="0" distL="0" distR="0" wp14:anchorId="5E6AA1D8" wp14:editId="3BCFBCCD">
             <wp:extent cx="5400040" cy="2861310"/>
             <wp:effectExtent l="0" t="0" r="0" b="0"/>
             <wp:docPr id="11" name="Imagen 11"/>
@@ -2961,7 +2961,7 @@
           <w:noProof/>
         </w:rPr>
         <w:drawing>
-          <wp:inline distT="0" distB="0" distL="0" distR="0" wp14:anchorId="0DDF8328" wp14:editId="66F05901">
+          <wp:inline distT="0" distB="0" distL="0" distR="0" wp14:anchorId="2B8ADC71" wp14:editId="093797F9">
             <wp:extent cx="5400040" cy="3877310"/>
             <wp:effectExtent l="0" t="0" r="0" b="8890"/>
             <wp:docPr id="13" name="Imagen 13"/>
@@ -3047,7 +3047,7 @@
           <w:noProof/>
         </w:rPr>
         <w:drawing>
-          <wp:inline distT="0" distB="0" distL="0" distR="0" wp14:anchorId="74DF62BE" wp14:editId="50519ED0">
+          <wp:inline distT="0" distB="0" distL="0" distR="0" wp14:anchorId="79CBA121" wp14:editId="13F15C16">
             <wp:extent cx="5400040" cy="1276985"/>
             <wp:effectExtent l="0" t="0" r="0" b="0"/>
             <wp:docPr id="22" name="Imagen 22"/>
@@ -3092,7 +3092,7 @@
           <w:noProof/>
         </w:rPr>
         <w:drawing>
-          <wp:inline distT="0" distB="0" distL="0" distR="0" wp14:anchorId="4C7124FE" wp14:editId="4D1D70EA">
+          <wp:inline distT="0" distB="0" distL="0" distR="0" wp14:anchorId="2D667D74" wp14:editId="4FE78D3A">
             <wp:extent cx="5400040" cy="1424940"/>
             <wp:effectExtent l="0" t="0" r="0" b="3810"/>
             <wp:docPr id="21" name="Imagen 21"/>
@@ -4589,7 +4589,7 @@
 </file>
 
 <file path=customXml/itemProps1.xml><?xml version="1.0" encoding="utf-8"?>
-<ds:datastoreItem xmlns:ds="http://schemas.openxmlformats.org/officeDocument/2006/customXml" ds:itemID="{2EE9CC15-9CEA-4DF6-98F5-D327CED89A14}">
+<ds:datastoreItem xmlns:ds="http://schemas.openxmlformats.org/officeDocument/2006/customXml" ds:itemID="{604E439F-1BE6-4C04-8609-DCD64E81FB02}">
   <ds:schemaRefs>
     <ds:schemaRef ds:uri="http://schemas.openxmlformats.org/officeDocument/2006/bibliography"/>
   </ds:schemaRefs>
